--- a/文件/競賽的相關東西/新竹縣第四屆青春靚點子全國學生創業挑戰賽/身分證+學生證.docx
+++ b/文件/競賽的相關東西/新竹縣第四屆青春靚點子全國學生創業挑戰賽/身分證+學生證.docx
@@ -154,7 +154,349 @@
         <w:br w:type="page"/>
       </w:r>
     </w:p>
-    <w:p/>
+    <w:p>
+      <w:r>
+        <w:rPr>
+          <w:noProof/>
+        </w:rPr>
+        <w:lastRenderedPageBreak/>
+        <w:drawing>
+          <wp:inline distT="0" distB="0" distL="0" distR="0" wp14:anchorId="66590472" wp14:editId="5613B910">
+            <wp:extent cx="5263515" cy="3234769"/>
+            <wp:effectExtent l="0" t="0" r="0" b="3810"/>
+            <wp:docPr id="487392588" name="圖片 3"/>
+            <wp:cNvGraphicFramePr>
+              <a:graphicFrameLocks xmlns:a="http://schemas.openxmlformats.org/drawingml/2006/main" noChangeAspect="1"/>
+            </wp:cNvGraphicFramePr>
+            <a:graphic xmlns:a="http://schemas.openxmlformats.org/drawingml/2006/main">
+              <a:graphicData uri="http://schemas.openxmlformats.org/drawingml/2006/picture">
+                <pic:pic xmlns:pic="http://schemas.openxmlformats.org/drawingml/2006/picture">
+                  <pic:nvPicPr>
+                    <pic:cNvPr id="0" name="Picture 3"/>
+                    <pic:cNvPicPr>
+                      <a:picLocks noChangeAspect="1" noChangeArrowheads="1"/>
+                    </pic:cNvPicPr>
+                  </pic:nvPicPr>
+                  <pic:blipFill>
+                    <a:blip r:embed="rId8">
+                      <a:extLst>
+                        <a:ext uri="{28A0092B-C50C-407E-A947-70E740481C1C}">
+                          <a14:useLocalDpi xmlns:a14="http://schemas.microsoft.com/office/drawing/2010/main" val="0"/>
+                        </a:ext>
+                      </a:extLst>
+                    </a:blip>
+                    <a:srcRect/>
+                    <a:stretch>
+                      <a:fillRect/>
+                    </a:stretch>
+                  </pic:blipFill>
+                  <pic:spPr bwMode="auto">
+                    <a:xfrm>
+                      <a:off x="0" y="0"/>
+                      <a:ext cx="5274741" cy="3241668"/>
+                    </a:xfrm>
+                    <a:prstGeom prst="rect">
+                      <a:avLst/>
+                    </a:prstGeom>
+                    <a:noFill/>
+                    <a:ln>
+                      <a:noFill/>
+                    </a:ln>
+                  </pic:spPr>
+                </pic:pic>
+              </a:graphicData>
+            </a:graphic>
+          </wp:inline>
+        </w:drawing>
+      </w:r>
+      <w:r>
+        <w:rPr>
+          <w:noProof/>
+        </w:rPr>
+        <w:drawing>
+          <wp:inline distT="0" distB="0" distL="0" distR="0" wp14:anchorId="219B83DA" wp14:editId="167C4273">
+            <wp:extent cx="5263515" cy="3156585"/>
+            <wp:effectExtent l="0" t="0" r="0" b="5715"/>
+            <wp:docPr id="1535890340" name="圖片 4" descr="一張含有 文字, 人的臉孔, 鈔票, 人員 的圖片&#10;&#10;AI 產生的內容可能不正確。"/>
+            <wp:cNvGraphicFramePr>
+              <a:graphicFrameLocks xmlns:a="http://schemas.openxmlformats.org/drawingml/2006/main" noChangeAspect="1"/>
+            </wp:cNvGraphicFramePr>
+            <a:graphic xmlns:a="http://schemas.openxmlformats.org/drawingml/2006/main">
+              <a:graphicData uri="http://schemas.openxmlformats.org/drawingml/2006/picture">
+                <pic:pic xmlns:pic="http://schemas.openxmlformats.org/drawingml/2006/picture">
+                  <pic:nvPicPr>
+                    <pic:cNvPr id="1535890340" name="圖片 4" descr="一張含有 文字, 人的臉孔, 鈔票, 人員 的圖片&#10;&#10;AI 產生的內容可能不正確。"/>
+                    <pic:cNvPicPr>
+                      <a:picLocks noChangeAspect="1" noChangeArrowheads="1"/>
+                    </pic:cNvPicPr>
+                  </pic:nvPicPr>
+                  <pic:blipFill>
+                    <a:blip r:embed="rId9" cstate="print">
+                      <a:extLst>
+                        <a:ext uri="{28A0092B-C50C-407E-A947-70E740481C1C}">
+                          <a14:useLocalDpi xmlns:a14="http://schemas.microsoft.com/office/drawing/2010/main" val="0"/>
+                        </a:ext>
+                      </a:extLst>
+                    </a:blip>
+                    <a:srcRect/>
+                    <a:stretch>
+                      <a:fillRect/>
+                    </a:stretch>
+                  </pic:blipFill>
+                  <pic:spPr bwMode="auto">
+                    <a:xfrm>
+                      <a:off x="0" y="0"/>
+                      <a:ext cx="5263515" cy="3156585"/>
+                    </a:xfrm>
+                    <a:prstGeom prst="rect">
+                      <a:avLst/>
+                    </a:prstGeom>
+                    <a:noFill/>
+                    <a:ln>
+                      <a:noFill/>
+                    </a:ln>
+                  </pic:spPr>
+                </pic:pic>
+              </a:graphicData>
+            </a:graphic>
+          </wp:inline>
+        </w:drawing>
+      </w:r>
+    </w:p>
+    <w:p>
+      <w:pPr>
+        <w:widowControl/>
+      </w:pPr>
+      <w:r>
+        <w:br w:type="page"/>
+      </w:r>
+    </w:p>
+    <w:p>
+      <w:r>
+        <w:rPr>
+          <w:noProof/>
+        </w:rPr>
+        <w:lastRenderedPageBreak/>
+        <w:drawing>
+          <wp:inline distT="0" distB="0" distL="0" distR="0" wp14:anchorId="6D1AFEA0" wp14:editId="29AC8992">
+            <wp:extent cx="5365750" cy="3378591"/>
+            <wp:effectExtent l="0" t="0" r="6350" b="0"/>
+            <wp:docPr id="880452476" name="圖片 6"/>
+            <wp:cNvGraphicFramePr>
+              <a:graphicFrameLocks xmlns:a="http://schemas.openxmlformats.org/drawingml/2006/main" noChangeAspect="1"/>
+            </wp:cNvGraphicFramePr>
+            <a:graphic xmlns:a="http://schemas.openxmlformats.org/drawingml/2006/main">
+              <a:graphicData uri="http://schemas.openxmlformats.org/drawingml/2006/picture">
+                <pic:pic xmlns:pic="http://schemas.openxmlformats.org/drawingml/2006/picture">
+                  <pic:nvPicPr>
+                    <pic:cNvPr id="0" name="Picture 6"/>
+                    <pic:cNvPicPr>
+                      <a:picLocks noChangeAspect="1" noChangeArrowheads="1"/>
+                    </pic:cNvPicPr>
+                  </pic:nvPicPr>
+                  <pic:blipFill>
+                    <a:blip r:embed="rId10">
+                      <a:extLst>
+                        <a:ext uri="{28A0092B-C50C-407E-A947-70E740481C1C}">
+                          <a14:useLocalDpi xmlns:a14="http://schemas.microsoft.com/office/drawing/2010/main" val="0"/>
+                        </a:ext>
+                      </a:extLst>
+                    </a:blip>
+                    <a:srcRect/>
+                    <a:stretch>
+                      <a:fillRect/>
+                    </a:stretch>
+                  </pic:blipFill>
+                  <pic:spPr bwMode="auto">
+                    <a:xfrm>
+                      <a:off x="0" y="0"/>
+                      <a:ext cx="5379605" cy="3387315"/>
+                    </a:xfrm>
+                    <a:prstGeom prst="rect">
+                      <a:avLst/>
+                    </a:prstGeom>
+                    <a:noFill/>
+                    <a:ln>
+                      <a:noFill/>
+                    </a:ln>
+                  </pic:spPr>
+                </pic:pic>
+              </a:graphicData>
+            </a:graphic>
+          </wp:inline>
+        </w:drawing>
+      </w:r>
+      <w:r>
+        <w:rPr>
+          <w:noProof/>
+        </w:rPr>
+        <w:drawing>
+          <wp:inline distT="0" distB="0" distL="0" distR="0" wp14:anchorId="0933497A" wp14:editId="5FA07E6E">
+            <wp:extent cx="5271770" cy="3204210"/>
+            <wp:effectExtent l="0" t="0" r="5080" b="0"/>
+            <wp:docPr id="1839223121" name="圖片 5"/>
+            <wp:cNvGraphicFramePr>
+              <a:graphicFrameLocks xmlns:a="http://schemas.openxmlformats.org/drawingml/2006/main" noChangeAspect="1"/>
+            </wp:cNvGraphicFramePr>
+            <a:graphic xmlns:a="http://schemas.openxmlformats.org/drawingml/2006/main">
+              <a:graphicData uri="http://schemas.openxmlformats.org/drawingml/2006/picture">
+                <pic:pic xmlns:pic="http://schemas.openxmlformats.org/drawingml/2006/picture">
+                  <pic:nvPicPr>
+                    <pic:cNvPr id="0" name="Picture 5"/>
+                    <pic:cNvPicPr>
+                      <a:picLocks noChangeAspect="1" noChangeArrowheads="1"/>
+                    </pic:cNvPicPr>
+                  </pic:nvPicPr>
+                  <pic:blipFill>
+                    <a:blip r:embed="rId11">
+                      <a:extLst>
+                        <a:ext uri="{28A0092B-C50C-407E-A947-70E740481C1C}">
+                          <a14:useLocalDpi xmlns:a14="http://schemas.microsoft.com/office/drawing/2010/main" val="0"/>
+                        </a:ext>
+                      </a:extLst>
+                    </a:blip>
+                    <a:srcRect/>
+                    <a:stretch>
+                      <a:fillRect/>
+                    </a:stretch>
+                  </pic:blipFill>
+                  <pic:spPr bwMode="auto">
+                    <a:xfrm>
+                      <a:off x="0" y="0"/>
+                      <a:ext cx="5271770" cy="3204210"/>
+                    </a:xfrm>
+                    <a:prstGeom prst="rect">
+                      <a:avLst/>
+                    </a:prstGeom>
+                    <a:noFill/>
+                    <a:ln>
+                      <a:noFill/>
+                    </a:ln>
+                  </pic:spPr>
+                </pic:pic>
+              </a:graphicData>
+            </a:graphic>
+          </wp:inline>
+        </w:drawing>
+      </w:r>
+    </w:p>
+    <w:p>
+      <w:pPr>
+        <w:widowControl/>
+      </w:pPr>
+      <w:r>
+        <w:br w:type="page"/>
+      </w:r>
+    </w:p>
+    <w:p>
+      <w:r>
+        <w:rPr>
+          <w:noProof/>
+        </w:rPr>
+        <w:lastRenderedPageBreak/>
+        <w:drawing>
+          <wp:inline distT="0" distB="0" distL="0" distR="0" wp14:anchorId="30B43FD8" wp14:editId="39B37990">
+            <wp:extent cx="5295900" cy="3129395"/>
+            <wp:effectExtent l="0" t="0" r="0" b="0"/>
+            <wp:docPr id="537154866" name="圖片 7"/>
+            <wp:cNvGraphicFramePr>
+              <a:graphicFrameLocks xmlns:a="http://schemas.openxmlformats.org/drawingml/2006/main" noChangeAspect="1"/>
+            </wp:cNvGraphicFramePr>
+            <a:graphic xmlns:a="http://schemas.openxmlformats.org/drawingml/2006/main">
+              <a:graphicData uri="http://schemas.openxmlformats.org/drawingml/2006/picture">
+                <pic:pic xmlns:pic="http://schemas.openxmlformats.org/drawingml/2006/picture">
+                  <pic:nvPicPr>
+                    <pic:cNvPr id="0" name="Picture 7"/>
+                    <pic:cNvPicPr>
+                      <a:picLocks noChangeAspect="1" noChangeArrowheads="1"/>
+                    </pic:cNvPicPr>
+                  </pic:nvPicPr>
+                  <pic:blipFill>
+                    <a:blip r:embed="rId12">
+                      <a:extLst>
+                        <a:ext uri="{28A0092B-C50C-407E-A947-70E740481C1C}">
+                          <a14:useLocalDpi xmlns:a14="http://schemas.microsoft.com/office/drawing/2010/main" val="0"/>
+                        </a:ext>
+                      </a:extLst>
+                    </a:blip>
+                    <a:srcRect/>
+                    <a:stretch>
+                      <a:fillRect/>
+                    </a:stretch>
+                  </pic:blipFill>
+                  <pic:spPr bwMode="auto">
+                    <a:xfrm>
+                      <a:off x="0" y="0"/>
+                      <a:ext cx="5307271" cy="3136114"/>
+                    </a:xfrm>
+                    <a:prstGeom prst="rect">
+                      <a:avLst/>
+                    </a:prstGeom>
+                    <a:noFill/>
+                    <a:ln>
+                      <a:noFill/>
+                    </a:ln>
+                  </pic:spPr>
+                </pic:pic>
+              </a:graphicData>
+            </a:graphic>
+          </wp:inline>
+        </w:drawing>
+      </w:r>
+      <w:r>
+        <w:rPr>
+          <w:noProof/>
+        </w:rPr>
+        <w:drawing>
+          <wp:inline distT="0" distB="0" distL="0" distR="0" wp14:anchorId="0D58AF34" wp14:editId="354B6075">
+            <wp:extent cx="5257800" cy="3028950"/>
+            <wp:effectExtent l="0" t="0" r="0" b="0"/>
+            <wp:docPr id="665611761" name="圖片 8" descr="一張含有 文字, 人的臉孔, 筆跡, 信封 的圖片&#10;&#10;AI 產生的內容可能不正確。"/>
+            <wp:cNvGraphicFramePr>
+              <a:graphicFrameLocks xmlns:a="http://schemas.openxmlformats.org/drawingml/2006/main" noChangeAspect="1"/>
+            </wp:cNvGraphicFramePr>
+            <a:graphic xmlns:a="http://schemas.openxmlformats.org/drawingml/2006/main">
+              <a:graphicData uri="http://schemas.openxmlformats.org/drawingml/2006/picture">
+                <pic:pic xmlns:pic="http://schemas.openxmlformats.org/drawingml/2006/picture">
+                  <pic:nvPicPr>
+                    <pic:cNvPr id="665611761" name="圖片 8" descr="一張含有 文字, 人的臉孔, 筆跡, 信封 的圖片&#10;&#10;AI 產生的內容可能不正確。"/>
+                    <pic:cNvPicPr>
+                      <a:picLocks noChangeAspect="1" noChangeArrowheads="1"/>
+                    </pic:cNvPicPr>
+                  </pic:nvPicPr>
+                  <pic:blipFill>
+                    <a:blip r:embed="rId13" cstate="print">
+                      <a:extLst>
+                        <a:ext uri="{28A0092B-C50C-407E-A947-70E740481C1C}">
+                          <a14:useLocalDpi xmlns:a14="http://schemas.microsoft.com/office/drawing/2010/main" val="0"/>
+                        </a:ext>
+                      </a:extLst>
+                    </a:blip>
+                    <a:srcRect/>
+                    <a:stretch>
+                      <a:fillRect/>
+                    </a:stretch>
+                  </pic:blipFill>
+                  <pic:spPr bwMode="auto">
+                    <a:xfrm>
+                      <a:off x="0" y="0"/>
+                      <a:ext cx="5257800" cy="3028950"/>
+                    </a:xfrm>
+                    <a:prstGeom prst="rect">
+                      <a:avLst/>
+                    </a:prstGeom>
+                    <a:noFill/>
+                    <a:ln>
+                      <a:noFill/>
+                    </a:ln>
+                  </pic:spPr>
+                </pic:pic>
+              </a:graphicData>
+            </a:graphic>
+          </wp:inline>
+        </w:drawing>
+      </w:r>
+    </w:p>
     <w:sectPr>
       <w:pgSz w:w="11906" w:h="16838"/>
       <w:pgMar w:top="1440" w:right="1800" w:bottom="1440" w:left="1800" w:header="851" w:footer="992" w:gutter="0"/>
